--- a/Manuales/BLUETOOTH.docx
+++ b/Manuales/BLUETOOTH.docx
@@ -28,13 +28,353 @@
         </w:p>
       </w:sdtContent>
     </w:sdt>
-    <w:bookmarkStart w:id="78" w:name="Xd458d3afec789f0452c92d8f0d3d62f3963a841"/>
+    <w:bookmarkStart w:id="79" w:name="X3998ea4632e0fe209655089bcdbaaf90705eaf0"/>
     <w:p>
       <w:pPr>
         <w:pStyle w:val="Heading1"/>
       </w:pPr>
       <w:r>
-        <w:t xml:space="preserve">Baliza SR30 — Por qué no funciona el Bluetooth nuevo, y cómo probarlo</w:t>
+        <w:t xml:space="preserve">Baliza SR30 — Diagnóstico del Bluetooth, y cómo probarlo</w:t>
+      </w:r>
+    </w:p>
+    <w:p>
+      <w:pPr>
+        <w:pStyle w:val="Heading2"/>
+      </w:pPr>
+      <w:bookmarkStart w:id="9" w:name="X02a9cb7a734a60b75f6f645144c3e6c26861b82"/>
+      <w:r>
+        <w:t xml:space="preserve">✅ ACTUALIZACIÓN 21-ago-2026:</w:t>
+      </w:r>
+      <w:r>
+        <w:t xml:space="preserve"> </w:t>
+      </w:r>
+      <w:r>
+        <w:rPr>
+          <w:b/>
+          <w:bCs/>
+        </w:rPr>
+        <w:t xml:space="preserve">el SIG0109A funciona. No había avería de módulo.</w:t>
+      </w:r>
+      <w:bookmarkEnd w:id="9"/>
+    </w:p>
+    <w:p>
+      <w:pPr>
+        <w:pStyle w:val="BlockText"/>
+      </w:pPr>
+      <w:r>
+        <w:t xml:space="preserve">Este documento se escribió para encontrar una avería de Bluetooth que</w:t>
+      </w:r>
+      <w:r>
+        <w:t xml:space="preserve"> </w:t>
+      </w:r>
+      <w:r>
+        <w:rPr>
+          <w:b/>
+          <w:bCs/>
+        </w:rPr>
+        <w:t xml:space="preserve">resultó no existir</w:t>
+      </w:r>
+      <w:r>
+        <w:t xml:space="preserve">.</w:t>
+      </w:r>
+      <w:r>
+        <w:t xml:space="preserve"> </w:t>
+      </w:r>
+      <w:r>
+        <w:t xml:space="preserve">Se conserva entero porque su procedimiento de prueba sigue siendo la forma correcta de aislar</w:t>
+      </w:r>
+      <w:r>
+        <w:t xml:space="preserve"> </w:t>
+      </w:r>
+      <w:r>
+        <w:t xml:space="preserve">un fallo serie, y porque sus datos verificados (baudios, tramas, pinouts, niveles) siguen</w:t>
+      </w:r>
+      <w:r>
+        <w:t xml:space="preserve"> </w:t>
+      </w:r>
+      <w:r>
+        <w:t xml:space="preserve">siendo válidos. Pero léelo sabiendo el final:</w:t>
+      </w:r>
+    </w:p>
+    <w:p>
+      <w:pPr>
+        <w:pStyle w:val="BlockText"/>
+      </w:pPr>
+      <w:r>
+        <w:t xml:space="preserve">Desde «Serial Bluetooth Terminal», con el</w:t>
+      </w:r>
+      <w:r>
+        <w:t xml:space="preserve"> </w:t>
+      </w:r>
+      <w:r>
+        <w:rPr>
+          <w:b/>
+          <w:bCs/>
+        </w:rPr>
+        <w:t xml:space="preserve">SIG0109A</w:t>
+      </w:r>
+      <w:r>
+        <w:t xml:space="preserve"> </w:t>
+      </w:r>
+      <w:r>
+        <w:t xml:space="preserve">montado en la tarjeta, se envió</w:t>
+      </w:r>
+      <w:r>
+        <w:t xml:space="preserve"> </w:t>
+      </w:r>
+      <w:r>
+        <w:rPr>
+          <w:rStyle w:val="VerbatimChar"/>
+        </w:rPr>
+        <w:t xml:space="preserve">¿L?</w:t>
+      </w:r>
+      <w:r>
+        <w:t xml:space="preserve"> </w:t>
+      </w:r>
+      <w:r>
+        <w:t xml:space="preserve">y</w:t>
+      </w:r>
+      <w:r>
+        <w:t xml:space="preserve"> </w:t>
+      </w:r>
+      <w:r>
+        <w:t xml:space="preserve">volvió el</w:t>
+      </w:r>
+      <w:r>
+        <w:t xml:space="preserve"> </w:t>
+      </w:r>
+      <w:r>
+        <w:rPr>
+          <w:b/>
+          <w:bCs/>
+        </w:rPr>
+        <w:t xml:space="preserve">volcado legible</w:t>
+      </w:r>
+      <w:r>
+        <w:t xml:space="preserve">. El módulo empareja, conecta, transporta bytes</w:t>
+      </w:r>
+      <w:r>
+        <w:t xml:space="preserve"> </w:t>
+      </w:r>
+      <w:r>
+        <w:rPr>
+          <w:b/>
+          <w:bCs/>
+        </w:rPr>
+        <w:t xml:space="preserve">en los dos</w:t>
+      </w:r>
+      <w:r>
+        <w:rPr>
+          <w:b/>
+          <w:bCs/>
+        </w:rPr>
+        <w:t xml:space="preserve"> </w:t>
+      </w:r>
+      <w:r>
+        <w:rPr>
+          <w:b/>
+          <w:bCs/>
+        </w:rPr>
+        <w:t xml:space="preserve">sentidos</w:t>
+      </w:r>
+      <w:r>
+        <w:t xml:space="preserve">, y sus</w:t>
+      </w:r>
+      <w:r>
+        <w:t xml:space="preserve"> </w:t>
+      </w:r>
+      <w:r>
+        <w:rPr>
+          <w:b/>
+          <w:bCs/>
+        </w:rPr>
+        <w:t xml:space="preserve">9600 8N1 de fábrica son correctos</w:t>
+      </w:r>
+      <w:r>
+        <w:t xml:space="preserve">. El</w:t>
+      </w:r>
+      <w:r>
+        <w:t xml:space="preserve"> </w:t>
+      </w:r>
+      <w:r>
+        <w:rPr>
+          <w:rStyle w:val="VerbatimChar"/>
+        </w:rPr>
+        <w:t xml:space="preserve">.hex</w:t>
+      </w:r>
+      <w:r>
+        <w:t xml:space="preserve"> </w:t>
+      </w:r>
+      <w:r>
+        <w:t xml:space="preserve">y el DS1307 también quedan</w:t>
+      </w:r>
+      <w:r>
+        <w:t xml:space="preserve"> </w:t>
+      </w:r>
+      <w:r>
+        <w:t xml:space="preserve">demostrados de paso.</w:t>
+      </w:r>
+    </w:p>
+    <w:p>
+      <w:pPr>
+        <w:pStyle w:val="BlockText"/>
+      </w:pPr>
+      <w:r>
+        <w:rPr>
+          <w:b/>
+          <w:bCs/>
+        </w:rPr>
+        <w:t xml:space="preserve">La causa real del</w:t>
+      </w:r>
+      <w:r>
+        <w:rPr>
+          <w:b/>
+          <w:bCs/>
+        </w:rPr>
+        <w:t xml:space="preserve"> </w:t>
+      </w:r>
+      <w:r>
+        <w:rPr>
+          <w:b/>
+          <w:bCs/>
+          <w:i/>
+          <w:iCs/>
+        </w:rPr>
+        <w:t xml:space="preserve">«no lo reconoce»</w:t>
+      </w:r>
+      <w:r>
+        <w:t xml:space="preserve"> </w:t>
+      </w:r>
+      <w:r>
+        <w:t xml:space="preserve">era una de las tres de §4: buscarlo en la lista como</w:t>
+      </w:r>
+      <w:r>
+        <w:t xml:space="preserve"> </w:t>
+      </w:r>
+      <w:r>
+        <w:t xml:space="preserve">«HC-06» cuando se anuncia con otro nombre, no haberlo emparejado antes desde los</w:t>
+      </w:r>
+      <w:r>
+        <w:t xml:space="preserve"> </w:t>
+      </w:r>
+      <w:r>
+        <w:rPr>
+          <w:b/>
+          <w:bCs/>
+        </w:rPr>
+        <w:t xml:space="preserve">ajustes</w:t>
+      </w:r>
+      <w:r>
+        <w:t xml:space="preserve"> </w:t>
+      </w:r>
+      <w:r>
+        <w:t xml:space="preserve">del teléfono, o la</w:t>
+      </w:r>
+      <w:r>
+        <w:t xml:space="preserve"> </w:t>
+      </w:r>
+      <w:r>
+        <w:rPr>
+          <w:b/>
+          <w:bCs/>
+        </w:rPr>
+        <w:t xml:space="preserve">Ubicación</w:t>
+      </w:r>
+      <w:r>
+        <w:t xml:space="preserve"> </w:t>
+      </w:r>
+      <w:r>
+        <w:t xml:space="preserve">apagada. Nunca fue el módulo, ni el pinout, ni los baudios.</w:t>
+      </w:r>
+    </w:p>
+    <w:p>
+      <w:pPr>
+        <w:pStyle w:val="BlockText"/>
+      </w:pPr>
+      <w:r>
+        <w:rPr>
+          <w:b/>
+          <w:bCs/>
+        </w:rPr>
+        <w:t xml:space="preserve">Lo único de este documento que pasa a ser urgente es §4 causa 8:</w:t>
+      </w:r>
+      <w:r>
+        <w:t xml:space="preserve"> </w:t>
+      </w:r>
+      <w:r>
+        <w:t xml:space="preserve">el</w:t>
+      </w:r>
+      <w:r>
+        <w:t xml:space="preserve"> </w:t>
+      </w:r>
+      <w:r>
+        <w:rPr>
+          <w:rStyle w:val="VerbatimChar"/>
+        </w:rPr>
+        <w:t xml:space="preserve">RXD</w:t>
+      </w:r>
+      <w:r>
+        <w:t xml:space="preserve"> </w:t>
+      </w:r>
+      <w:r>
+        <w:t xml:space="preserve">de 3,3 V del</w:t>
+      </w:r>
+      <w:r>
+        <w:t xml:space="preserve"> </w:t>
+      </w:r>
+      <w:r>
+        <w:t xml:space="preserve">módulo está atacado con</w:t>
+      </w:r>
+      <w:r>
+        <w:t xml:space="preserve"> </w:t>
+      </w:r>
+      <w:r>
+        <w:rPr>
+          <w:b/>
+          <w:bCs/>
+        </w:rPr>
+        <w:t xml:space="preserve">5 V sin adaptación</w:t>
+      </w:r>
+      <w:r>
+        <w:t xml:space="preserve">. Ese es el fallo que probablemente mató al</w:t>
+      </w:r>
+      <w:r>
+        <w:t xml:space="preserve"> </w:t>
+      </w:r>
+      <w:r>
+        <w:t xml:space="preserve">HC-06, y está corriendo ya contra este módulo.</w:t>
+      </w:r>
+      <w:r>
+        <w:t xml:space="preserve"> </w:t>
+      </w:r>
+      <w:r>
+        <w:rPr>
+          <w:b/>
+          <w:bCs/>
+        </w:rPr>
+        <w:t xml:space="preserve">Resistencia de 1 kΩ en serie en</w:t>
+      </w:r>
+      <w:r>
+        <w:rPr>
+          <w:b/>
+          <w:bCs/>
+        </w:rPr>
+        <w:t xml:space="preserve"> </w:t>
+      </w:r>
+      <w:r>
+        <w:rPr>
+          <w:rStyle w:val="VerbatimChar"/>
+          <w:b/>
+          <w:bCs/>
+        </w:rPr>
+        <w:t xml:space="preserve">MCU_TX</w:t>
+      </w:r>
+      <w:r>
+        <w:rPr>
+          <w:b/>
+          <w:bCs/>
+        </w:rPr>
+        <w:t xml:space="preserve">.</w:t>
       </w:r>
     </w:p>
     <w:p>
@@ -234,7 +574,7 @@
         </w:pict>
       </w:r>
     </w:p>
-    <w:bookmarkStart w:id="9" w:name="X86b37d2f290a96f53b3b30ae30353f5a58f4cde"/>
+    <w:bookmarkStart w:id="10" w:name="X86b37d2f290a96f53b3b30ae30353f5a58f4cde"/>
     <w:p>
       <w:pPr>
         <w:pStyle w:val="Heading2"/>
@@ -773,8 +1113,8 @@
         </w:pict>
       </w:r>
     </w:p>
-    <w:bookmarkEnd w:id="9"/>
-    <w:bookmarkStart w:id="15" w:name="X301fa1d9d60502351e5259e43e1b68dd3f9da62"/>
+    <w:bookmarkEnd w:id="10"/>
+    <w:bookmarkStart w:id="16" w:name="X301fa1d9d60502351e5259e43e1b68dd3f9da62"/>
     <w:p>
       <w:pPr>
         <w:pStyle w:val="Heading2"/>
@@ -1264,7 +1604,7 @@
         </w:tc>
       </w:tr>
     </w:tbl>
-    <w:bookmarkStart w:id="10" w:name="Xa299bf94f9aad1294ffc71eaba52ae6a7a19934"/>
+    <w:bookmarkStart w:id="11" w:name="Xa299bf94f9aad1294ffc71eaba52ae6a7a19934"/>
     <w:p>
       <w:pPr>
         <w:pStyle w:val="Heading3"/>
@@ -1440,8 +1780,8 @@
         <w:t xml:space="preserve">error = (9 469,70 − 9 600) / 9 600 × 100 = −1,357 %</w:t>
       </w:r>
     </w:p>
-    <w:bookmarkEnd w:id="10"/>
-    <w:bookmarkStart w:id="11" w:name="Xe9321cdd7247db0fccd50234d47b6d195419b56"/>
+    <w:bookmarkEnd w:id="11"/>
+    <w:bookmarkStart w:id="12" w:name="Xe9321cdd7247db0fccd50234d47b6d195419b56"/>
     <w:p>
       <w:pPr>
         <w:pStyle w:val="Heading3"/>
@@ -1626,8 +1966,8 @@
         <w:t xml:space="preserve">(+1,73 %), peor. Así que el valor elegido es el óptimo de su familia y coincide con la tabla de la hoja de datos de Microchip.</w:t>
       </w:r>
     </w:p>
-    <w:bookmarkEnd w:id="11"/>
-    <w:bookmarkStart w:id="12" w:name="X6d197949cbc12448761c4bdb7b3c474d311a72f"/>
+    <w:bookmarkEnd w:id="12"/>
+    <w:bookmarkStart w:id="13" w:name="X6d197949cbc12448761c4bdb7b3c474d311a72f"/>
     <w:p>
       <w:pPr>
         <w:pStyle w:val="Heading3"/>
@@ -1819,8 +2159,8 @@
         <w:t xml:space="preserve">Hoy no hace falta.</w:t>
       </w:r>
     </w:p>
-    <w:bookmarkEnd w:id="12"/>
-    <w:bookmarkStart w:id="14" w:name="X19cdd38684b357dbb2969b64c2c2af40c3cbdd3"/>
+    <w:bookmarkEnd w:id="13"/>
+    <w:bookmarkStart w:id="15" w:name="X19cdd38684b357dbb2969b64c2c2af40c3cbdd3"/>
     <w:p>
       <w:pPr>
         <w:pStyle w:val="Heading3"/>
@@ -1995,11 +2335,11 @@
       <w:pPr>
         <w:pStyle w:val="Heading3"/>
       </w:pPr>
-      <w:bookmarkStart w:id="13" w:name="red_circle-regla-de-oro"/>
+      <w:bookmarkStart w:id="14" w:name="red_circle-regla-de-oro"/>
       <w:r>
         <w:t xml:space="preserve">🔴 Regla de oro</w:t>
       </w:r>
-      <w:bookmarkEnd w:id="13"/>
+      <w:bookmarkEnd w:id="14"/>
     </w:p>
     <w:p>
       <w:pPr>
@@ -2039,9 +2379,9 @@
         </w:pict>
       </w:r>
     </w:p>
-    <w:bookmarkEnd w:id="14"/>
     <w:bookmarkEnd w:id="15"/>
-    <w:bookmarkStart w:id="18" w:name="X368df56a05d11467cd87ae8f637e4e73b7c5a4b"/>
+    <w:bookmarkEnd w:id="16"/>
+    <w:bookmarkStart w:id="19" w:name="X368df56a05d11467cd87ae8f637e4e73b7c5a4b"/>
     <w:p>
       <w:pPr>
         <w:pStyle w:val="Heading2"/>
@@ -2181,7 +2521,7 @@
         <w:t xml:space="preserve">        └─────────────────────────────────────────────────────┘</w:t>
       </w:r>
     </w:p>
-    <w:bookmarkStart w:id="16" w:name="Xad7cc3595b331333547d1da2235915c7225b783"/>
+    <w:bookmarkStart w:id="17" w:name="Xad7cc3595b331333547d1da2235915c7225b783"/>
     <w:p>
       <w:pPr>
         <w:pStyle w:val="Heading3"/>
@@ -3305,8 +3645,8 @@
         </w:tc>
       </w:tr>
     </w:tbl>
-    <w:bookmarkEnd w:id="16"/>
-    <w:bookmarkStart w:id="17" w:name="Xfbd590b46003c54a82305e62e8d6ed4c27c546b"/>
+    <w:bookmarkEnd w:id="17"/>
+    <w:bookmarkStart w:id="18" w:name="Xfbd590b46003c54a82305e62e8d6ed4c27c546b"/>
     <w:p>
       <w:pPr>
         <w:pStyle w:val="Heading3"/>
@@ -3390,9 +3730,9 @@
         </w:pict>
       </w:r>
     </w:p>
-    <w:bookmarkEnd w:id="17"/>
     <w:bookmarkEnd w:id="18"/>
-    <w:bookmarkStart w:id="29" w:name="X44dd7d8a3b28e6a683b50fe1ab8ac4145966562"/>
+    <w:bookmarkEnd w:id="19"/>
+    <w:bookmarkStart w:id="30" w:name="X44dd7d8a3b28e6a683b50fe1ab8ac4145966562"/>
     <w:p>
       <w:pPr>
         <w:pStyle w:val="Heading2"/>
@@ -3562,7 +3902,7 @@
       <w:r>
         <w:t xml:space="preserve"> </w:t>
       </w:r>
-      <w:hyperlink r:id="rId19">
+      <w:hyperlink r:id="rId20">
         <w:r>
           <w:rPr>
             <w:rStyle w:val="Hyperlink"/>
@@ -3598,7 +3938,7 @@
       <w:r>
         <w:t xml:space="preserve"> </w:t>
       </w:r>
-      <w:hyperlink r:id="rId20">
+      <w:hyperlink r:id="rId21">
         <w:r>
           <w:rPr>
             <w:rStyle w:val="Hyperlink"/>
@@ -3621,7 +3961,7 @@
       <w:r>
         <w:t xml:space="preserve"> </w:t>
       </w:r>
-      <w:hyperlink r:id="rId21">
+      <w:hyperlink r:id="rId22">
         <w:r>
           <w:rPr>
             <w:rStyle w:val="Hyperlink"/>
@@ -3665,7 +4005,7 @@
       <w:r>
         <w:t xml:space="preserve"> </w:t>
       </w:r>
-      <w:hyperlink r:id="rId22">
+      <w:hyperlink r:id="rId23">
         <w:r>
           <w:rPr>
             <w:rStyle w:val="Hyperlink"/>
@@ -6203,7 +6543,7 @@
         </w:tc>
       </w:tr>
     </w:tbl>
-    <w:bookmarkStart w:id="23" w:name="X18610700d8243691e555f6b4d7ea0d2849ee2bd"/>
+    <w:bookmarkStart w:id="24" w:name="X18610700d8243691e555f6b4d7ea0d2849ee2bd"/>
     <w:p>
       <w:pPr>
         <w:pStyle w:val="Heading3"/>
@@ -6235,7 +6575,7 @@
       <w:r>
         <w:t xml:space="preserve">(</w:t>
       </w:r>
-      <w:hyperlink r:id="rId21">
+      <w:hyperlink r:id="rId22">
         <w:r>
           <w:rPr>
             <w:rStyle w:val="Hyperlink"/>
@@ -6462,8 +6802,8 @@
         <w:t xml:space="preserve">manual, no el del HC-05.</w:t>
       </w:r>
     </w:p>
-    <w:bookmarkEnd w:id="23"/>
-    <w:bookmarkStart w:id="24" w:name="Xaf73a3164fc9f2970a9520e8f88479173c30bcf"/>
+    <w:bookmarkEnd w:id="24"/>
+    <w:bookmarkStart w:id="25" w:name="Xaf73a3164fc9f2970a9520e8f88479173c30bcf"/>
     <w:p>
       <w:pPr>
         <w:pStyle w:val="Heading3"/>
@@ -7445,8 +7785,8 @@
         </w:pict>
       </w:r>
     </w:p>
-    <w:bookmarkEnd w:id="24"/>
-    <w:bookmarkStart w:id="28" w:name="X21bda72390e2f80ca1d360edf8e69f58626fe8f"/>
+    <w:bookmarkEnd w:id="25"/>
+    <w:bookmarkStart w:id="29" w:name="X21bda72390e2f80ca1d360edf8e69f58626fe8f"/>
     <w:p>
       <w:pPr>
         <w:pStyle w:val="Heading3"/>
@@ -7543,7 +7883,7 @@
       <w:r>
         <w:t xml:space="preserve"> </w:t>
       </w:r>
-      <w:hyperlink r:id="rId25">
+      <w:hyperlink r:id="rId26">
         <w:r>
           <w:rPr>
             <w:rStyle w:val="Hyperlink"/>
@@ -7582,7 +7922,7 @@
       <w:r>
         <w:t xml:space="preserve"> </w:t>
       </w:r>
-      <w:hyperlink r:id="rId26">
+      <w:hyperlink r:id="rId27">
         <w:r>
           <w:rPr>
             <w:rStyle w:val="Hyperlink"/>
@@ -7655,7 +7995,7 @@
       <w:r>
         <w:t xml:space="preserve"> </w:t>
       </w:r>
-      <w:hyperlink r:id="rId27">
+      <w:hyperlink r:id="rId28">
         <w:r>
           <w:rPr>
             <w:rStyle w:val="Hyperlink"/>
@@ -8909,9 +9249,9 @@
         </w:pict>
       </w:r>
     </w:p>
-    <w:bookmarkEnd w:id="28"/>
     <w:bookmarkEnd w:id="29"/>
-    <w:bookmarkStart w:id="39" w:name="X1fe9ba49b59a264d7d0abf7bb7b50dd8cb9972a"/>
+    <w:bookmarkEnd w:id="30"/>
+    <w:bookmarkStart w:id="40" w:name="X1fe9ba49b59a264d7d0abf7bb7b50dd8cb9972a"/>
     <w:p>
       <w:pPr>
         <w:pStyle w:val="Heading2"/>
@@ -8961,7 +9301,7 @@
         </w:pict>
       </w:r>
     </w:p>
-    <w:bookmarkStart w:id="30" w:name="Xe3db9734e4e22369f9311b045a836cf4f1d0f37"/>
+    <w:bookmarkStart w:id="31" w:name="Xe3db9734e4e22369f9311b045a836cf4f1d0f37"/>
     <w:p>
       <w:pPr>
         <w:pStyle w:val="Heading3"/>
@@ -9280,8 +9620,8 @@
         </w:pict>
       </w:r>
     </w:p>
-    <w:bookmarkEnd w:id="30"/>
-    <w:bookmarkStart w:id="31" w:name="X9a8c40466b79096eb67bf3df3acbf07c84d2828"/>
+    <w:bookmarkEnd w:id="31"/>
+    <w:bookmarkStart w:id="32" w:name="X9a8c40466b79096eb67bf3df3acbf07c84d2828"/>
     <w:p>
       <w:pPr>
         <w:pStyle w:val="Heading3"/>
@@ -9623,8 +9963,8 @@
         </w:pict>
       </w:r>
     </w:p>
-    <w:bookmarkEnd w:id="31"/>
-    <w:bookmarkStart w:id="32" w:name="X203d853a1b27def9d10c5301cad361e886968a6"/>
+    <w:bookmarkEnd w:id="32"/>
+    <w:bookmarkStart w:id="33" w:name="X203d853a1b27def9d10c5301cad361e886968a6"/>
     <w:p>
       <w:pPr>
         <w:pStyle w:val="Heading3"/>
@@ -10095,8 +10435,8 @@
         </w:pict>
       </w:r>
     </w:p>
-    <w:bookmarkEnd w:id="32"/>
-    <w:bookmarkStart w:id="33" w:name="Xa8d7ec29e5d84edf89814581b47e987055931cb"/>
+    <w:bookmarkEnd w:id="33"/>
+    <w:bookmarkStart w:id="34" w:name="Xa8d7ec29e5d84edf89814581b47e987055931cb"/>
     <w:p>
       <w:pPr>
         <w:pStyle w:val="Heading3"/>
@@ -10235,8 +10575,8 @@
         </w:pict>
       </w:r>
     </w:p>
-    <w:bookmarkEnd w:id="33"/>
-    <w:bookmarkStart w:id="34" w:name="Xbfe10c79fbdcdc097d18145ad7d513d9b88524f"/>
+    <w:bookmarkEnd w:id="34"/>
+    <w:bookmarkStart w:id="35" w:name="Xbfe10c79fbdcdc097d18145ad7d513d9b88524f"/>
     <w:p>
       <w:pPr>
         <w:pStyle w:val="Heading3"/>
@@ -10375,8 +10715,8 @@
         </w:pict>
       </w:r>
     </w:p>
-    <w:bookmarkEnd w:id="34"/>
-    <w:bookmarkStart w:id="35" w:name="X5339c603afd083d5d7970665a6c87dca57c3ce7"/>
+    <w:bookmarkEnd w:id="35"/>
+    <w:bookmarkStart w:id="36" w:name="X5339c603afd083d5d7970665a6c87dca57c3ce7"/>
     <w:p>
       <w:pPr>
         <w:pStyle w:val="Heading3"/>
@@ -11630,8 +11970,8 @@
         </w:pict>
       </w:r>
     </w:p>
-    <w:bookmarkEnd w:id="35"/>
-    <w:bookmarkStart w:id="36" w:name="X0b9d590fa624e3562daf0c96303b21ecf0c3d85"/>
+    <w:bookmarkEnd w:id="36"/>
+    <w:bookmarkStart w:id="37" w:name="X0b9d590fa624e3562daf0c96303b21ecf0c3d85"/>
     <w:p>
       <w:pPr>
         <w:pStyle w:val="Heading3"/>
@@ -11959,8 +12299,8 @@
         </w:pict>
       </w:r>
     </w:p>
-    <w:bookmarkEnd w:id="36"/>
-    <w:bookmarkStart w:id="37" w:name="X9202dd743a8e7d78cb47411f6df685e2d618850"/>
+    <w:bookmarkEnd w:id="37"/>
+    <w:bookmarkStart w:id="38" w:name="X9202dd743a8e7d78cb47411f6df685e2d618850"/>
     <w:p>
       <w:pPr>
         <w:pStyle w:val="Heading3"/>
@@ -12712,8 +13052,8 @@
         </w:pict>
       </w:r>
     </w:p>
-    <w:bookmarkEnd w:id="37"/>
-    <w:bookmarkStart w:id="38" w:name="nine-causa-9--el-firmware"/>
+    <w:bookmarkEnd w:id="38"/>
+    <w:bookmarkStart w:id="39" w:name="nine-causa-9--el-firmware"/>
     <w:p>
       <w:pPr>
         <w:pStyle w:val="Heading3"/>
@@ -12981,9 +13321,9 @@
         </w:pict>
       </w:r>
     </w:p>
-    <w:bookmarkEnd w:id="38"/>
     <w:bookmarkEnd w:id="39"/>
-    <w:bookmarkStart w:id="50" w:name="X7de32a39e20ef43469d62504bea9e76a3453d15"/>
+    <w:bookmarkEnd w:id="40"/>
+    <w:bookmarkStart w:id="51" w:name="X7de32a39e20ef43469d62504bea9e76a3453d15"/>
     <w:p>
       <w:pPr>
         <w:pStyle w:val="Heading2"/>
@@ -12992,7 +13332,7 @@
         <w:t xml:space="preserve">5. Android: puede ser toda la avería</w:t>
       </w:r>
     </w:p>
-    <w:bookmarkStart w:id="40" w:name="X52b343d451e497f3a9db26f5f66f03100b9ce6c"/>
+    <w:bookmarkStart w:id="41" w:name="X52b343d451e497f3a9db26f5f66f03100b9ce6c"/>
     <w:p>
       <w:pPr>
         <w:pStyle w:val="Heading3"/>
@@ -13733,8 +14073,8 @@
         </w:tc>
       </w:tr>
     </w:tbl>
-    <w:bookmarkEnd w:id="40"/>
-    <w:bookmarkStart w:id="44" w:name="X722aaed452c5a5ac4d95e37f752e6d0fb182b2f"/>
+    <w:bookmarkEnd w:id="41"/>
+    <w:bookmarkStart w:id="45" w:name="X722aaed452c5a5ac4d95e37f752e6d0fb182b2f"/>
     <w:p>
       <w:pPr>
         <w:pStyle w:val="Heading3"/>
@@ -13754,7 +14094,7 @@
         </w:rPr>
         <w:t xml:space="preserve">Fuentes: Android, «Bluetooth permissions» (</w:t>
       </w:r>
-      <w:hyperlink r:id="rId41">
+      <w:hyperlink r:id="rId42">
         <w:r>
           <w:rPr>
             <w:rStyle w:val="Hyperlink"/>
@@ -13771,7 +14111,7 @@
         </w:rPr>
         <w:t xml:space="preserve">) y «Privacy changes in Android 10» (</w:t>
       </w:r>
-      <w:hyperlink r:id="rId42">
+      <w:hyperlink r:id="rId43">
         <w:r>
           <w:rPr>
             <w:rStyle w:val="Hyperlink"/>
@@ -14644,7 +14984,7 @@
       <w:r>
         <w:t xml:space="preserve">(</w:t>
       </w:r>
-      <w:hyperlink r:id="rId43">
+      <w:hyperlink r:id="rId44">
         <w:r>
           <w:rPr>
             <w:rStyle w:val="Hyperlink"/>
@@ -14666,8 +15006,8 @@
         <w:t xml:space="preserve">Esto afecta a la búsqueda desde los ajustes del teléfono, que es donde hay que emparejar el módulo (Prueba 0, paso 6).</w:t>
       </w:r>
     </w:p>
-    <w:bookmarkEnd w:id="44"/>
-    <w:bookmarkStart w:id="48" w:name="X83068973c17f339de90663176e24a965b8c1fda"/>
+    <w:bookmarkEnd w:id="45"/>
+    <w:bookmarkStart w:id="49" w:name="X83068973c17f339de90663176e24a965b8c1fda"/>
     <w:p>
       <w:pPr>
         <w:pStyle w:val="Heading3"/>
@@ -14867,7 +15207,7 @@
       <w:r>
         <w:t xml:space="preserve">(</w:t>
       </w:r>
-      <w:hyperlink r:id="rId45">
+      <w:hyperlink r:id="rId46">
         <w:r>
           <w:rPr>
             <w:rStyle w:val="Hyperlink"/>
@@ -15238,7 +15578,7 @@
       <w:r>
         <w:t xml:space="preserve">(</w:t>
       </w:r>
-      <w:hyperlink r:id="rId46">
+      <w:hyperlink r:id="rId47">
         <w:r>
           <w:rPr>
             <w:rStyle w:val="Hyperlink"/>
@@ -15252,7 +15592,7 @@
       <w:r>
         <w:t xml:space="preserve"> </w:t>
       </w:r>
-      <w:hyperlink r:id="rId47">
+      <w:hyperlink r:id="rId48">
         <w:r>
           <w:rPr>
             <w:rStyle w:val="Hyperlink"/>
@@ -16220,8 +16560,8 @@
         <w:t xml:space="preserve">.</w:t>
       </w:r>
     </w:p>
-    <w:bookmarkEnd w:id="48"/>
-    <w:bookmarkStart w:id="49" w:name="X22026a265136901402d2e4b66dba2a1f5361758"/>
+    <w:bookmarkEnd w:id="49"/>
+    <w:bookmarkStart w:id="50" w:name="X22026a265136901402d2e4b66dba2a1f5361758"/>
     <w:p>
       <w:pPr>
         <w:pStyle w:val="Heading3"/>
@@ -17457,9 +17797,9 @@
         </w:pict>
       </w:r>
     </w:p>
-    <w:bookmarkEnd w:id="49"/>
     <w:bookmarkEnd w:id="50"/>
-    <w:bookmarkStart w:id="59" w:name="Xe6aa9477d57c37dab7d12848629bc3272b73c5d"/>
+    <w:bookmarkEnd w:id="51"/>
+    <w:bookmarkStart w:id="60" w:name="Xe6aa9477d57c37dab7d12848629bc3272b73c5d"/>
     <w:p>
       <w:pPr>
         <w:pStyle w:val="Heading2"/>
@@ -17549,7 +17889,7 @@
         <w:t xml:space="preserve">entre intento e intento, y anotar el resultado.</w:t>
       </w:r>
     </w:p>
-    <w:bookmarkStart w:id="51" w:name="material-necesario"/>
+    <w:bookmarkStart w:id="52" w:name="material-necesario"/>
     <w:p>
       <w:pPr>
         <w:pStyle w:val="Heading3"/>
@@ -17967,8 +18307,8 @@
         </w:pict>
       </w:r>
     </w:p>
-    <w:bookmarkEnd w:id="51"/>
-    <w:bookmarkStart w:id="52" w:name="prueba-0--el-módulo-solo-sin-la-tarjeta"/>
+    <w:bookmarkEnd w:id="52"/>
+    <w:bookmarkStart w:id="53" w:name="prueba-0--el-módulo-solo-sin-la-tarjeta"/>
     <w:p>
       <w:pPr>
         <w:pStyle w:val="Heading3"/>
@@ -19582,8 +19922,8 @@
         </w:pict>
       </w:r>
     </w:p>
-    <w:bookmarkEnd w:id="52"/>
-    <w:bookmarkStart w:id="53" w:name="Xefa7613a258ded9e532959bee95a9888b6069d2"/>
+    <w:bookmarkEnd w:id="53"/>
+    <w:bookmarkStart w:id="54" w:name="Xefa7613a258ded9e532959bee95a9888b6069d2"/>
     <w:p>
       <w:pPr>
         <w:pStyle w:val="Heading3"/>
@@ -20219,8 +20559,8 @@
         </w:pict>
       </w:r>
     </w:p>
-    <w:bookmarkEnd w:id="53"/>
-    <w:bookmarkStart w:id="56" w:name="X807ea173aba31dd8d529de0e5b7219ad56325c0"/>
+    <w:bookmarkEnd w:id="54"/>
+    <w:bookmarkStart w:id="57" w:name="X807ea173aba31dd8d529de0e5b7219ad56325c0"/>
     <w:p>
       <w:pPr>
         <w:pStyle w:val="Heading3"/>
@@ -20247,7 +20587,7 @@
         <w:t xml:space="preserve">el dato que decide todo (§1). Dos métodos; el primero es fiable siempre, el segundo sólo si el módulo acepta comandos AT.</w:t>
       </w:r>
     </w:p>
-    <w:bookmarkStart w:id="54" w:name="Xba6d81e336f54ed2d552f9eb082d12a18eb6bb4"/>
+    <w:bookmarkStart w:id="55" w:name="Xba6d81e336f54ed2d552f9eb082d12a18eb6bb4"/>
     <w:p>
       <w:pPr>
         <w:pStyle w:val="Heading4"/>
@@ -20925,8 +21265,8 @@
         </w:tc>
       </w:tr>
     </w:tbl>
-    <w:bookmarkEnd w:id="54"/>
-    <w:bookmarkStart w:id="55" w:name="Xf8b51a7c5c2c4666b42b82e9a87f3c4bed281ed"/>
+    <w:bookmarkEnd w:id="55"/>
+    <w:bookmarkStart w:id="56" w:name="Xf8b51a7c5c2c4666b42b82e9a87f3c4bed281ed"/>
     <w:p>
       <w:pPr>
         <w:pStyle w:val="Heading4"/>
@@ -21726,9 +22066,9 @@
         </w:pict>
       </w:r>
     </w:p>
-    <w:bookmarkEnd w:id="55"/>
     <w:bookmarkEnd w:id="56"/>
-    <w:bookmarkStart w:id="57" w:name="X3364e2160d2d21698b6cd6fa394d881bd97237c"/>
+    <w:bookmarkEnd w:id="57"/>
+    <w:bookmarkStart w:id="58" w:name="X3364e2160d2d21698b6cd6fa394d881bd97237c"/>
     <w:p>
       <w:pPr>
         <w:pStyle w:val="Heading3"/>
@@ -23016,8 +23356,8 @@
         </w:pict>
       </w:r>
     </w:p>
-    <w:bookmarkEnd w:id="57"/>
-    <w:bookmarkStart w:id="58" w:name="prueba-4--con-la-app-de-la-baliza"/>
+    <w:bookmarkEnd w:id="58"/>
+    <w:bookmarkStart w:id="59" w:name="prueba-4--con-la-app-de-la-baliza"/>
     <w:p>
       <w:pPr>
         <w:pStyle w:val="Heading3"/>
@@ -23882,9 +24222,9 @@
         </w:pict>
       </w:r>
     </w:p>
-    <w:bookmarkEnd w:id="58"/>
     <w:bookmarkEnd w:id="59"/>
-    <w:bookmarkStart w:id="66" w:name="Xc228a97a18430bfeb4e4ab99c3cc4df3ac9f231"/>
+    <w:bookmarkEnd w:id="60"/>
+    <w:bookmarkStart w:id="67" w:name="Xc228a97a18430bfeb4e4ab99c3cc4df3ac9f231"/>
     <w:p>
       <w:pPr>
         <w:pStyle w:val="Heading2"/>
@@ -23941,7 +24281,7 @@
         <w:t xml:space="preserve">.</w:t>
       </w:r>
     </w:p>
-    <w:bookmarkStart w:id="60" w:name="Xe30aa5fa79b1f81893b30f737883636cf0b6180"/>
+    <w:bookmarkStart w:id="61" w:name="Xe30aa5fa79b1f81893b30f737883636cf0b6180"/>
     <w:p>
       <w:pPr>
         <w:pStyle w:val="Heading3"/>
@@ -24713,8 +25053,8 @@
         <w:t xml:space="preserve">= domingo.</w:t>
       </w:r>
     </w:p>
-    <w:bookmarkEnd w:id="60"/>
-    <w:bookmarkStart w:id="61" w:name="X4c7ca2e808be45a716c33271dd866cb1dde0433"/>
+    <w:bookmarkEnd w:id="61"/>
+    <w:bookmarkStart w:id="62" w:name="X4c7ca2e808be45a716c33271dd866cb1dde0433"/>
     <w:p>
       <w:pPr>
         <w:pStyle w:val="Heading3"/>
@@ -24913,8 +25253,8 @@
         <w:t xml:space="preserve">).</w:t>
       </w:r>
     </w:p>
-    <w:bookmarkEnd w:id="61"/>
-    <w:bookmarkStart w:id="62" w:name="Xc909ece9b0c0a0d20d0a2da44e6c2124f54cc55"/>
+    <w:bookmarkEnd w:id="62"/>
+    <w:bookmarkStart w:id="63" w:name="Xc909ece9b0c0a0d20d0a2da44e6c2124f54cc55"/>
     <w:p>
       <w:pPr>
         <w:pStyle w:val="Heading3"/>
@@ -25131,8 +25471,8 @@
         <w:t xml:space="preserve">Está bien. No es un fallo.</w:t>
       </w:r>
     </w:p>
-    <w:bookmarkEnd w:id="62"/>
-    <w:bookmarkStart w:id="63" w:name="Xe87855772ff64f228514e09b79a41c321598a9e"/>
+    <w:bookmarkEnd w:id="63"/>
+    <w:bookmarkStart w:id="64" w:name="Xe87855772ff64f228514e09b79a41c321598a9e"/>
     <w:p>
       <w:pPr>
         <w:pStyle w:val="Heading3"/>
@@ -25544,8 +25884,8 @@
         <w:t xml:space="preserve">. Siempre cuatro dígitos.</w:t>
       </w:r>
     </w:p>
-    <w:bookmarkEnd w:id="63"/>
-    <w:bookmarkStart w:id="64" w:name="X4871b2688054dc0e94b462aa03d60c024ddd369"/>
+    <w:bookmarkEnd w:id="64"/>
+    <w:bookmarkStart w:id="65" w:name="X4871b2688054dc0e94b462aa03d60c024ddd369"/>
     <w:p>
       <w:pPr>
         <w:pStyle w:val="Heading3"/>
@@ -26343,8 +26683,8 @@
         <w:t xml:space="preserve">.</w:t>
       </w:r>
     </w:p>
-    <w:bookmarkEnd w:id="64"/>
-    <w:bookmarkStart w:id="65" w:name="X513f14fb84c1d0ed3b5522bb2eb3d461456e89b"/>
+    <w:bookmarkEnd w:id="65"/>
+    <w:bookmarkStart w:id="66" w:name="X513f14fb84c1d0ed3b5522bb2eb3d461456e89b"/>
     <w:p>
       <w:pPr>
         <w:pStyle w:val="Heading3"/>
@@ -27163,9 +27503,9 @@
         </w:pict>
       </w:r>
     </w:p>
-    <w:bookmarkEnd w:id="65"/>
     <w:bookmarkEnd w:id="66"/>
-    <w:bookmarkStart w:id="72" w:name="X28c4dadaa2db3e54830085b8c2af37062b56b43"/>
+    <w:bookmarkEnd w:id="67"/>
+    <w:bookmarkStart w:id="73" w:name="X28c4dadaa2db3e54830085b8c2af37062b56b43"/>
     <w:p>
       <w:pPr>
         <w:pStyle w:val="Heading2"/>
@@ -27211,7 +27551,7 @@
         <w:t xml:space="preserve">.</w:t>
       </w:r>
     </w:p>
-    <w:bookmarkStart w:id="67" w:name="X2a4d902838c921f411270de97db6cac3fa8f7e4"/>
+    <w:bookmarkStart w:id="68" w:name="X2a4d902838c921f411270de97db6cac3fa8f7e4"/>
     <w:p>
       <w:pPr>
         <w:pStyle w:val="Heading3"/>
@@ -27660,8 +28000,8 @@
         </w:tc>
       </w:tr>
     </w:tbl>
-    <w:bookmarkEnd w:id="67"/>
-    <w:bookmarkStart w:id="68" w:name="Xaa379ffb1d9530fb9b91a57851dd98acc10e005"/>
+    <w:bookmarkEnd w:id="68"/>
+    <w:bookmarkStart w:id="69" w:name="Xaa379ffb1d9530fb9b91a57851dd98acc10e005"/>
     <w:p>
       <w:pPr>
         <w:pStyle w:val="Heading3"/>
@@ -28126,8 +28466,8 @@
         </w:tc>
       </w:tr>
     </w:tbl>
-    <w:bookmarkEnd w:id="68"/>
-    <w:bookmarkStart w:id="69" w:name="X66bd515bd8fbc1837cbf238cee742a4db4d6307"/>
+    <w:bookmarkEnd w:id="69"/>
+    <w:bookmarkStart w:id="70" w:name="X66bd515bd8fbc1837cbf238cee742a4db4d6307"/>
     <w:p>
       <w:pPr>
         <w:pStyle w:val="Heading3"/>
@@ -28311,8 +28651,8 @@
         <w:t xml:space="preserve">Nunca hacerlo: hay contactos que se tocan en el orden equivocado durante la inserción.</w:t>
       </w:r>
     </w:p>
-    <w:bookmarkEnd w:id="69"/>
-    <w:bookmarkStart w:id="70" w:name="Xd027bd5f41f484aea5de840db66f5b591a671d8"/>
+    <w:bookmarkEnd w:id="70"/>
+    <w:bookmarkStart w:id="71" w:name="Xd027bd5f41f484aea5de840db66f5b591a671d8"/>
     <w:p>
       <w:pPr>
         <w:pStyle w:val="Heading3"/>
@@ -28464,8 +28804,8 @@
         <w:t xml:space="preserve">los demás teléfonos con el Bluetooth apagado, y el módulo re-alimentado justo antes de buscar.</w:t>
       </w:r>
     </w:p>
-    <w:bookmarkEnd w:id="70"/>
-    <w:bookmarkStart w:id="71" w:name="X35c872314c7dde4a8a6c26f5c91803704d625bb"/>
+    <w:bookmarkEnd w:id="71"/>
+    <w:bookmarkStart w:id="72" w:name="X35c872314c7dde4a8a6c26f5c91803704d625bb"/>
     <w:p>
       <w:pPr>
         <w:pStyle w:val="Heading3"/>
@@ -29060,9 +29400,9 @@
         </w:pict>
       </w:r>
     </w:p>
-    <w:bookmarkEnd w:id="71"/>
     <w:bookmarkEnd w:id="72"/>
-    <w:bookmarkStart w:id="76" w:name="X03f838df602fd5b09820664a715ff8fe4d0df35"/>
+    <w:bookmarkEnd w:id="73"/>
+    <w:bookmarkStart w:id="77" w:name="X03f838df602fd5b09820664a715ff8fe4d0df35"/>
     <w:p>
       <w:pPr>
         <w:pStyle w:val="Heading2"/>
@@ -29108,7 +29448,7 @@
         <w:t xml:space="preserve">.</w:t>
       </w:r>
     </w:p>
-    <w:bookmarkStart w:id="73" w:name="X16b9e84e103245f8da6157e9812d58e8162070c"/>
+    <w:bookmarkStart w:id="74" w:name="X16b9e84e103245f8da6157e9812d58e8162070c"/>
     <w:p>
       <w:pPr>
         <w:pStyle w:val="Heading3"/>
@@ -29807,8 +30147,8 @@
         <w:t xml:space="preserve">— y entonces la causa 3 de §4 no le aplica.)</w:t>
       </w:r>
     </w:p>
-    <w:bookmarkEnd w:id="73"/>
-    <w:bookmarkStart w:id="74" w:name="a-medir-en-el-taller"/>
+    <w:bookmarkEnd w:id="74"/>
+    <w:bookmarkStart w:id="75" w:name="a-medir-en-el-taller"/>
     <w:p>
       <w:pPr>
         <w:pStyle w:val="Heading3"/>
@@ -30113,8 +30453,8 @@
         <w:t xml:space="preserve">§10 R7 y §12, pregunta 5). Si queda alguno, fotografiarlo por las dos caras.</w:t>
       </w:r>
     </w:p>
-    <w:bookmarkEnd w:id="74"/>
-    <w:bookmarkStart w:id="75" w:name="a-decidir-internamente"/>
+    <w:bookmarkEnd w:id="75"/>
+    <w:bookmarkStart w:id="76" w:name="a-decidir-internamente"/>
     <w:p>
       <w:pPr>
         <w:pStyle w:val="Heading3"/>
@@ -30226,9 +30566,9 @@
         </w:pict>
       </w:r>
     </w:p>
-    <w:bookmarkEnd w:id="75"/>
     <w:bookmarkEnd w:id="76"/>
-    <w:bookmarkStart w:id="77" w:name="Xf0e431bdf5c990d6316ea0a3eb7a336d0081424"/>
+    <w:bookmarkEnd w:id="77"/>
+    <w:bookmarkStart w:id="78" w:name="Xf0e431bdf5c990d6316ea0a3eb7a336d0081424"/>
     <w:p>
       <w:pPr>
         <w:pStyle w:val="Heading2"/>
@@ -30792,8 +31132,8 @@
         <w:t xml:space="preserve">es obligatoria.</w:t>
       </w:r>
     </w:p>
-    <w:bookmarkEnd w:id="77"/>
     <w:bookmarkEnd w:id="78"/>
+    <w:bookmarkEnd w:id="79"/>
     <w:sectPr>
       <w:footnotePr>
         <w:numRestart w:val="eachSect"/>
